--- a/docs/REACH_LOI_proposal_filled.docx
+++ b/docs/REACH_LOI_proposal_filled.docx
@@ -1585,7 +1585,7 @@
                 <w:b/>
                 <w:sz w:val="20"/>
               </w:rPr>
-              <w:t xml:space="preserve">GLP-1 Agonists and CKM Syndrome: Preventing Progression and Promoting Regression in All of Us</w:t>
+              <w:t xml:space="preserve">CKM Stage Transition, Not Events: Early GLP-1 Therapy in Stages 1-2 for Primary Care Prevention</w:t>
             </w:r>
           </w:p>
           <w:p/>
@@ -2042,14 +2042,14 @@
                 <w:b/>
                 <w:sz w:val="20"/>
               </w:rPr>
-              <w:t xml:space="preserve">a) Project purpose:</w:t>
-            </w:r>
-            <w:r>
-              <w:rPr>
-                <w:rFonts w:ascii="Arial" w:hAnsi="Arial" w:cs="Arial"/>
-                <w:sz w:val="20"/>
-              </w:rPr>
-              <w:t xml:space="preserve"> We will conduct a retrospective target-trial-emulation study in the NIH All of Us Research Program to determine whether initiating a glucagon-like peptide-1 receptor agonist (GLP-1 RA) alters the trajectory of cardiovascular-kidney-metabolic (CKM) syndrome — preventing progression, slowing it, or producing regression to a lower stage — among adults with early-stage (CKM 1-2) disease.</w:t>
+              <w:t xml:space="preserve">a)</w:t>
+            </w:r>
+            <w:r>
+              <w:rPr>
+                <w:rFonts w:ascii="Arial" w:hAnsi="Arial" w:cs="Arial"/>
+                <w:sz w:val="20"/>
+              </w:rPr>
+              <w:t xml:space="preserve"> Using NIH All of Us data, we will estimate whether initiating a GLP-1 receptor agonist (GLP-1 RA) is associated with movement to a lower cardiovascular-kidney-metabolic (CKM) stage, or slower progression, in adults at CKM stage 1-2: stage transition, an endpoint no pivotal GLP-1 RA trial measured.</w:t>
             </w:r>
           </w:p>
           <w:p>
@@ -2066,14 +2066,14 @@
                 <w:b/>
                 <w:sz w:val="20"/>
               </w:rPr>
-              <w:t xml:space="preserve">b) Rationale:</w:t>
-            </w:r>
-            <w:r>
-              <w:rPr>
-                <w:rFonts w:ascii="Arial" w:hAnsi="Arial" w:cs="Arial"/>
-                <w:sz w:val="20"/>
-              </w:rPr>
-              <w:t xml:space="preserve"> CKM syndrome places obesity, diabetes, kidney disease, and cardiovascular disease on one staged continuum, and the 2026 AHA/ACC/ADA/ASN guideline makes preventing progression and promoting regression the explicit goal of care. The pivotal GLP-1 RA trials (SELECT, FLOW, SUMMIT) enrolled advanced-stage patients and counted cardiovascular and kidney events, leaving the early stages that family physicians manage unstudied. As the Medicare GLP-1 Bridge and expanding Medicaid coverage bring these drugs to millions of adults with obesity, real-world evidence on whether earlier treatment changes disease trajectory is urgently needed.</w:t>
+              <w:t xml:space="preserve">b)</w:t>
+            </w:r>
+            <w:r>
+              <w:rPr>
+                <w:rFonts w:ascii="Arial" w:hAnsi="Arial" w:cs="Arial"/>
+                <w:sz w:val="20"/>
+              </w:rPr>
+              <w:t xml:space="preserve"> The 2026 AHA/ACC/ADA/ASN guideline makes preventing progression and promoting regression the goal of CKM care, yet SELECT, FLOW and SUMMIT enrolled stage 3-4 patients counting events; ongoing DASH-CKMH targets sex-based heterogeneity. Early stages in primary care remain unstudied. Since May and July 2026, Medicaid's BALANCE Model and Medicare's GLP-1 Bridge have expanded access for mostly stage 1-2 adults, scaling prescribing ahead of evidence.</w:t>
             </w:r>
           </w:p>
           <w:p>
@@ -2090,14 +2090,14 @@
                 <w:b/>
                 <w:sz w:val="20"/>
               </w:rPr>
-              <w:t xml:space="preserve">c) Objectives:</w:t>
-            </w:r>
-            <w:r>
-              <w:rPr>
-                <w:rFonts w:ascii="Arial" w:hAnsi="Arial" w:cs="Arial"/>
-                <w:sz w:val="20"/>
-              </w:rPr>
-              <w:t xml:space="preserve"> (1) operationalize CKM stages 0-4 and confirm analyzable sample size; (2) estimate the association between GLP-1 RA initiation and CKM-stage progression and regression among stage 1-2 adults; (3) test whether uptake and benefit differ by race/ethnicity, sex, income, insurance, and rurality.</w:t>
+              <w:t xml:space="preserve">c)</w:t>
+            </w:r>
+            <w:r>
+              <w:rPr>
+                <w:rFonts w:ascii="Arial" w:hAnsi="Arial" w:cs="Arial"/>
+                <w:sz w:val="20"/>
+              </w:rPr>
+              <w:t xml:space="preserve"> (1) Extend cross-sectional CKM staging into a serial, time-updated stage variable and count initiators; (2) estimate GLP-1 RA initiation's association with stage progression and regression; (3) test pre-specified modification by race/ethnicity and insurance.</w:t>
             </w:r>
           </w:p>
           <w:p>
@@ -2114,14 +2114,14 @@
                 <w:b/>
                 <w:sz w:val="20"/>
               </w:rPr>
-              <w:t xml:space="preserve">d) Summary of methods:</w:t>
-            </w:r>
-            <w:r>
-              <w:rPr>
-                <w:rFonts w:ascii="Arial" w:hAnsi="Arial" w:cs="Arial"/>
-                <w:sz w:val="20"/>
-              </w:rPr>
-              <w:t xml:space="preserve"> Using All of Us electronic health records, laboratory values, physical measurements, and medication records, we will apply published CKM-staging algorithms and an active-comparator, new-user target-trial emulation with propensity-score overlap weighting, landmarking, negative-control outcomes, and pre-registered sensitivity analyses for adherence and residual confounding.</w:t>
+              <w:t xml:space="preserve">d)</w:t>
+            </w:r>
+            <w:r>
+              <w:rPr>
+                <w:rFonts w:ascii="Arial" w:hAnsi="Arial" w:cs="Arial"/>
+                <w:sz w:val="20"/>
+              </w:rPr>
+              <w:t xml:space="preserve"> Eligible: adults staged CKM 1-2 with baseline labs, no prior-year GLP-1 RA. Strategies: GLP-1 RA (tirzepatide included) versus DPP-4 inhibitor (no MACE benefit) in type 2 diabetes, otherwise versus non-incretin anti-obesity medication. Time zero: first fill; 90-day grace period, clone-censoring and censoring weights remove immortal time; propensity-score overlap weighting approximates randomized assignment, SGLT2 inhibitors time-varying. Re-staged six-monthly; progression is primary, regression a lower stage at two consecutive assessments on reversible components; stage 3 by PREVENT risk; death competes (multistate model). Observational intention-to-treat; per-protocol censoring 60-day gaps; E-values bound unmeasured confounding.</w:t>
             </w:r>
           </w:p>
           <w:p>
@@ -2138,14 +2138,14 @@
                 <w:b/>
                 <w:sz w:val="20"/>
               </w:rPr>
-              <w:t xml:space="preserve">e) Scope of project:</w:t>
-            </w:r>
-            <w:r>
-              <w:rPr>
-                <w:rFonts w:ascii="Arial" w:hAnsi="Arial" w:cs="Arial"/>
-                <w:sz w:val="20"/>
-              </w:rPr>
-              <w:t xml:space="preserve"> All of Us holds linked EHR data on more than 400,000 participants; prior work staged roughly a quarter with advanced CKM, leaving a large early-stage population. We anticipate several thousand stage 1-2 GLP-1 RA initiators, with exact counts and statistical power confirmed in Objective 1.</w:t>
+              <w:t xml:space="preserve">e)</w:t>
+            </w:r>
+            <w:r>
+              <w:rPr>
+                <w:rFonts w:ascii="Arial" w:hAnsi="Arial" w:cs="Arial"/>
+                <w:sz w:val="20"/>
+              </w:rPr>
+              <w:t xml:space="preserve"> Two-thirds of staged All of Us participants fall at stages 1-2; from 400,000+ participants with linked records we draw initiators and comparators. We anticipate several thousand stage 2 and several hundred stage 1 initiators; stage 1 pools with stage 2 below 500. Records extend to about 2023, so we analyze earlier initiators; transitions accrue years before events.</w:t>
             </w:r>
           </w:p>
           <w:p>
@@ -2162,14 +2162,14 @@
                 <w:b/>
                 <w:sz w:val="20"/>
               </w:rPr>
-              <w:t xml:space="preserve">f) Expected outcomes and impact:</w:t>
-            </w:r>
-            <w:r>
-              <w:rPr>
-                <w:rFonts w:ascii="Arial" w:hAnsi="Arial" w:cs="Arial"/>
-                <w:sz w:val="20"/>
-              </w:rPr>
-              <w:t xml:space="preserve"> This study will yield the first real-world estimates of whether early GLP-1 RA treatment bends the CKM trajectory. A protective signal would support earlier initiation for prevention in primary care; a null or attenuated signal would guide stewardship and equitable allocation as coverage expands — either result directly informs CKM care.</w:t>
+              <w:t xml:space="preserve">f)</w:t>
+            </w:r>
+            <w:r>
+              <w:rPr>
+                <w:rFonts w:ascii="Arial" w:hAnsi="Arial" w:cs="Arial"/>
+                <w:sz w:val="20"/>
+              </w:rPr>
+              <w:t xml:space="preserve"> Family physicians gain stage-specific progression and regression rates. An association robust to E-values would justify a randomized trial of earlier initiation; a robust null would argue against earlier use ahead of trial evidence, prioritizing stages 3-4. Our cohort includes the Black, Hispanic and lower-income adults carrying the heaviest cardiorenal burden, whom trials under-enroll.</w:t>
             </w:r>
           </w:p>
           <w:p>
@@ -2186,14 +2186,14 @@
                 <w:b/>
                 <w:sz w:val="20"/>
               </w:rPr>
-              <w:t xml:space="preserve">g) Plans to share information:</w:t>
-            </w:r>
-            <w:r>
-              <w:rPr>
-                <w:rFonts w:ascii="Arial" w:hAnsi="Arial" w:cs="Arial"/>
-                <w:sz w:val="20"/>
-              </w:rPr>
-              <w:t xml:space="preserve"> We will publish one peer-reviewed manuscript, present at an AAFP or AHA scientific meeting, and release reusable analysis code to the All of Us researcher community of thousands of registered investigators.</w:t>
+              <w:t xml:space="preserve">g)</w:t>
+            </w:r>
+            <w:r>
+              <w:rPr>
+                <w:rFonts w:ascii="Arial" w:hAnsi="Arial" w:cs="Arial"/>
+                <w:sz w:val="20"/>
+              </w:rPr>
+              <w:t xml:space="preserve"> Audiences: family physicians and cardiorenal researchers. Abstracts at AAFP FMX and AHA Sessions (thousands of clinicians each); a practice brief; a one-page stage-transition chart; staging code released to thousands of All of Us investigators.</w:t>
             </w:r>
           </w:p>
           <w:p>
@@ -2210,14 +2210,14 @@
                 <w:b/>
                 <w:sz w:val="20"/>
               </w:rPr>
-              <w:t xml:space="preserve">h) Collaboration:</w:t>
-            </w:r>
-            <w:r>
-              <w:rPr>
-                <w:rFonts w:ascii="Arial" w:hAnsi="Arial" w:cs="Arial"/>
-                <w:sz w:val="20"/>
-              </w:rPr>
-              <w:t xml:space="preserve"> Dr. Yong Eun, an internal medicine physician at NYC Health + Hospitals/Harlem with extensive target-trial-emulation and propensity-score-matching experience in the All of Us program, will co-lead the analysis as collaborator; Dr. Marie S. Thearle provides additional cardiometabolic content expertise.</w:t>
+              <w:t xml:space="preserve">h)</w:t>
+            </w:r>
+            <w:r>
+              <w:rPr>
+                <w:rFonts w:ascii="Arial" w:hAnsi="Arial" w:cs="Arial"/>
+                <w:sz w:val="20"/>
+              </w:rPr>
+              <w:t xml:space="preserve"> Dr. Yong Eun, Attending Physician at NYC H+H/Harlem, first author of our semaglutide pharmacoepidemiology paper in Neurology (2026), supports this project and will co-lead the analysis; Dr. Marie S. Thearle adds cardiometabolic expertise. Primary care colleagues will review deliverables.</w:t>
             </w:r>
           </w:p>
           <w:p>
@@ -2234,14 +2234,14 @@
                 <w:b/>
                 <w:sz w:val="20"/>
               </w:rPr>
-              <w:t xml:space="preserve">i) Capacity:</w:t>
-            </w:r>
-            <w:r>
-              <w:rPr>
-                <w:rFonts w:ascii="Arial" w:hAnsi="Arial" w:cs="Arial"/>
-                <w:sz w:val="20"/>
-              </w:rPr>
-              <w:t xml:space="preserve"> The applicant, Dr. Rhonda K. Trousdale, is a board-certified endocrinologist, Chief of Endocrinology and Director of Research at NYC Health + Hospitals/Harlem, and a ten-year Multi-PI of the New York City All of Us Research Consortium with hands-on Researcher Workbench experience building cohorts, including a prior metabolic-syndrome use case. Because all data are de-identified and already available through the Workbench, the project requires no participant recruitment and no external data-use agreements.</w:t>
+              <w:t xml:space="preserve">i)</w:t>
+            </w:r>
+            <w:r>
+              <w:rPr>
+                <w:rFonts w:ascii="Arial" w:hAnsi="Arial" w:cs="Arial"/>
+                <w:sz w:val="20"/>
+              </w:rPr>
+              <w:t xml:space="preserve"> As ten-year Multi-PI of the NYC All of Us Consortium (35,000+ enrolled, 9 FTE) I was selected for a beta Workbench use case decomposing metabolic syndrome into components, analogous to CKM staging. I am Division Chief and Director of Research at NYC H+H/Harlem. As the endocrinologist these patients reach after progressing, I build evidence for clinicians upstream, including 500+ residents I taught. Data are Workbench-ready: no recruitment or new collection.</w:t>
             </w:r>
           </w:p>
           <w:p>

--- a/docs/REACH_LOI_proposal_filled.docx
+++ b/docs/REACH_LOI_proposal_filled.docx
@@ -2217,7 +2217,7 @@
                 <w:rFonts w:ascii="Arial" w:hAnsi="Arial" w:cs="Arial"/>
                 <w:sz w:val="20"/>
               </w:rPr>
-              <w:t xml:space="preserve"> Dr. Yong Eun, Attending Physician at NYC H+H/Harlem, first author of our semaglutide pharmacoepidemiology paper in Neurology (2026), supports this project and will co-lead the analysis; Dr. Marie S. Thearle adds cardiometabolic expertise. Primary care colleagues will review deliverables.</w:t>
+              <w:t xml:space="preserve"> Dr. Yong Eun, the board-certified primary care internist who sees these stage 1-2 patients at NYC H+H/Harlem and first-authored our Neurology (2026) semaglutide paper, supports this project and will co-lead the analysis; Dr. Marie S. Thearle adds cardiometabolic expertise.</w:t>
             </w:r>
           </w:p>
           <w:p>

--- a/docs/REACH_LOI_proposal_filled.docx
+++ b/docs/REACH_LOI_proposal_filled.docx
@@ -2121,7 +2121,7 @@
                 <w:rFonts w:ascii="Arial" w:hAnsi="Arial" w:cs="Arial"/>
                 <w:sz w:val="20"/>
               </w:rPr>
-              <w:t xml:space="preserve"> Eligible: adults staged CKM 1-2 with baseline labs, no prior-year GLP-1 RA. Strategies: GLP-1 RA (tirzepatide included) versus DPP-4 inhibitor (no MACE benefit) in type 2 diabetes, otherwise versus non-incretin anti-obesity medication. Time zero: first fill; 90-day grace period, clone-censoring and censoring weights remove immortal time; propensity-score overlap weighting approximates randomized assignment, SGLT2 inhibitors time-varying. Re-staged six-monthly; progression is primary, regression a lower stage at two consecutive assessments on reversible components; stage 3 by PREVENT risk; death competes (multistate model). Observational intention-to-treat; per-protocol censoring 60-day gaps; E-values bound unmeasured confounding.</w:t>
+              <w:t xml:space="preserve"> Eligible: adults staged CKM 1-2 with baseline labs, no prior-year GLP-1 RA. Strategies: GLP-1 RA (tirzepatide included) versus DPP-4 inhibitor (no MACE benefit) in type 2 diabetes, otherwise versus non-incretin anti-obesity medication; a secondary comparator adds sulfonylureas, bracketing weight-gain bias. Time zero: first fill; 90-day grace period, clone-censoring and censoring weights remove immortal time; propensity-score overlap weighting approximates randomized assignment, SGLT2 inhibitors time-varying. Re-staged six-monthly; progression is primary, regression a lower stage at two consecutive assessments on reversible components; stage 3 by PREVENT risk; death competes (multistate model). Observational intention-to-treat; per-protocol censoring 60-day gaps; E-values bound unmeasured confounding.</w:t>
             </w:r>
           </w:p>
           <w:p>
@@ -2241,7 +2241,7 @@
                 <w:rFonts w:ascii="Arial" w:hAnsi="Arial" w:cs="Arial"/>
                 <w:sz w:val="20"/>
               </w:rPr>
-              <w:t xml:space="preserve"> As ten-year Multi-PI of the NYC All of Us Consortium (35,000+ enrolled, 9 FTE) I was selected for a beta Workbench use case decomposing metabolic syndrome into components, analogous to CKM staging. I am Division Chief and Director of Research at NYC H+H/Harlem. As the endocrinologist these patients reach after progressing, I build evidence for clinicians upstream, including 500+ residents I taught. Data are Workbench-ready: no recruitment or new collection.</w:t>
+              <w:t xml:space="preserve"> As ten-year Multi-PI of the NYC All of Us Consortium (35,000+ enrolled, 9 FTE) I was selected for a beta Workbench use case decomposing metabolic syndrome into components, analogous to CKM staging. I am Division Chief and Director of Research at NYC H+H/Harlem. As the endocrinologist these patients reach after progressing, I build evidence for clinicians upstream. Data are Workbench-ready: no recruitment or new collection.</w:t>
             </w:r>
           </w:p>
           <w:p>

--- a/docs/REACH_LOI_proposal_filled.docx
+++ b/docs/REACH_LOI_proposal_filled.docx
@@ -2121,7 +2121,7 @@
                 <w:rFonts w:ascii="Arial" w:hAnsi="Arial" w:cs="Arial"/>
                 <w:sz w:val="20"/>
               </w:rPr>
-              <w:t xml:space="preserve"> Eligible: adults staged CKM 1-2 with baseline labs, no prior-year GLP-1 RA. Strategies: GLP-1 RA (tirzepatide included) versus DPP-4 inhibitor (no MACE benefit) in type 2 diabetes, otherwise versus non-incretin anti-obesity medication; a secondary comparator adds sulfonylureas, bracketing weight-gain bias. Time zero: first fill; 90-day grace period, clone-censoring and censoring weights remove immortal time; propensity-score overlap weighting approximates randomized assignment, SGLT2 inhibitors time-varying. Re-staged six-monthly; progression is primary, regression a lower stage at two consecutive assessments on reversible components; stage 3 by PREVENT risk; death competes (multistate model). Observational intention-to-treat; per-protocol censoring 60-day gaps; E-values bound unmeasured confounding.</w:t>
+              <w:t xml:space="preserve"> Eligible: adults staged CKM 1-2 with baseline labs, no prior-year GLP-1 RA. Strategies: GLP-1 RA (tirzepatide included) versus DPP-4 inhibitor (no MACE benefit) in type 2 diabetes, otherwise versus non-incretin anti-obesity medication; a secondary comparator adds sulfonylureas, bracketing weight-gain bias. Time zero: first fill; 90-day grace period, clone-censoring and censoring weights remove immortal time; propensity-score overlap weighting approximates randomized assignment, SGLT2i balanced at baseline. Re-staged six-monthly; progression is primary, regression a lower stage at two consecutive assessments on reversible components; stage 3 by PREVENT risk; death competes (multistate model). Observational intention-to-treat; per-protocol censoring 60-day gaps; E-values bound unmeasured confounding.</w:t>
             </w:r>
           </w:p>
           <w:p>

--- a/docs/REACH_LOI_proposal_filled.docx
+++ b/docs/REACH_LOI_proposal_filled.docx
@@ -2396,6 +2396,14 @@
               </w:rPr>
               <w:t>PERCENTAGE OF TIME DEDICATED TO PROJECT (APPLICANT):</w:t>
             </w:r>
+            <w:r>
+              <w:rPr>
+                <w:rFonts w:ascii="Arial" w:hAnsi="Arial" w:cs="Arial"/>
+                <w:b/>
+                <w:sz w:val="20"/>
+              </w:rPr>
+              <w:t xml:space="preserve"> 10%</w:t>
+            </w:r>
           </w:p>
         </w:tc>
       </w:tr>
@@ -2438,6 +2446,14 @@
               </w:rPr>
               <w:t>:</w:t>
             </w:r>
+            <w:r>
+              <w:rPr>
+                <w:rFonts w:ascii="Arial" w:hAnsi="Arial" w:cs="Arial"/>
+                <w:b/>
+                <w:sz w:val="20"/>
+              </w:rPr>
+              <w:t xml:space="preserve"> $20,000.00</w:t>
+            </w:r>
           </w:p>
           <w:p>
             <w:pPr>
@@ -2451,6 +2467,14 @@
                 <w:rFonts w:ascii="Arial" w:hAnsi="Arial" w:cs="Arial"/>
               </w:rPr>
               <w:t xml:space="preserve">Also write the amount in words: </w:t>
+            </w:r>
+            <w:r>
+              <w:rPr>
+                <w:rFonts w:ascii="Arial" w:hAnsi="Arial" w:cs="Arial"/>
+                <w:b/>
+                <w:sz w:val="20"/>
+              </w:rPr>
+              <w:t xml:space="preserve">Twenty thousand US dollars</w:t>
             </w:r>
           </w:p>
           <w:p>

--- a/docs/REACH_LOI_proposal_filled.docx
+++ b/docs/REACH_LOI_proposal_filled.docx
@@ -1585,7 +1585,7 @@
                 <w:b/>
                 <w:sz w:val="20"/>
               </w:rPr>
-              <w:t xml:space="preserve">CKM Stage Transition, Not Events: Early GLP-1 Therapy in Stages 1-2 for Primary Care Prevention</w:t>
+              <w:t xml:space="preserve">Stage Transition, Not Events: Slowing CKM Progression with Early GLP-1 in Type 2 Diabetes</w:t>
             </w:r>
           </w:p>
           <w:p/>
@@ -2049,7 +2049,7 @@
                 <w:rFonts w:ascii="Arial" w:hAnsi="Arial" w:cs="Arial"/>
                 <w:sz w:val="20"/>
               </w:rPr>
-              <w:t xml:space="preserve"> Using NIH All of Us data, we will estimate whether initiating a GLP-1 receptor agonist (GLP-1 RA) is associated with movement to a lower cardiovascular-kidney-metabolic (CKM) stage, or slower progression, in adults at CKM stage 1-2: stage transition, an endpoint no pivotal GLP-1 RA trial measured.</w:t>
+              <w:t xml:space="preserve"> Using NIH All of Us data, we will estimate whether initiating a GLP-1 receptor agonist (GLP-1 RA) is associated with slower progression from cardiovascular-kidney-metabolic (CKM) stage 2 to stages 3-4, or regression of reversible CKM components, among adults with type 2 diabetes: stage transition, an endpoint no pivotal GLP-1 RA trial measured.</w:t>
             </w:r>
           </w:p>
           <w:p>
@@ -2073,7 +2073,7 @@
                 <w:rFonts w:ascii="Arial" w:hAnsi="Arial" w:cs="Arial"/>
                 <w:sz w:val="20"/>
               </w:rPr>
-              <w:t xml:space="preserve"> The 2026 AHA/ACC/ADA/ASN guideline makes preventing progression and promoting regression the goal of CKM care, yet SELECT, FLOW and SUMMIT enrolled stage 3-4 patients counting events; ongoing DASH-CKMH targets sex-based heterogeneity. Early stages in primary care remain unstudied. Since May and July 2026, Medicaid's BALANCE Model and Medicare's GLP-1 Bridge have expanded access for mostly stage 1-2 adults, scaling prescribing ahead of evidence.</w:t>
+              <w:t xml:space="preserve"> The 2026 AHA/ACC/ADA/ASN guideline makes preventing progression and promoting regression the goal of CKM care, yet SELECT, FLOW and SUMMIT counted events in advanced disease and none tracked stage movement; ongoing DASH-CKMH targets sex-based heterogeneity. Stage 2 diabetes without established cardiovascular disease, primary care's core panel, is least studied, even as GLP-1 prescribing scales far ahead of trajectory evidence.</w:t>
             </w:r>
           </w:p>
           <w:p>
@@ -2097,7 +2097,7 @@
                 <w:rFonts w:ascii="Arial" w:hAnsi="Arial" w:cs="Arial"/>
                 <w:sz w:val="20"/>
               </w:rPr>
-              <w:t xml:space="preserve"> (1) Extend cross-sectional CKM staging into a serial, time-updated stage variable and count initiators; (2) estimate GLP-1 RA initiation's association with stage progression and regression; (3) test pre-specified modification by race/ethnicity and insurance.</w:t>
+              <w:t xml:space="preserve"> (1) Extend cross-sectional CKM staging into a serial, time-updated stage variable and count initiators; (2) estimate GLP-1 RA initiation's association with stage progression and component regression; (3) test pre-specified modification by race/ethnicity and insurance.</w:t>
             </w:r>
           </w:p>
           <w:p>
@@ -2121,7 +2121,7 @@
                 <w:rFonts w:ascii="Arial" w:hAnsi="Arial" w:cs="Arial"/>
                 <w:sz w:val="20"/>
               </w:rPr>
-              <w:t xml:space="preserve"> Eligible: adults staged CKM 1-2 with baseline labs, no prior-year GLP-1 RA. Strategies: GLP-1 RA (tirzepatide included) versus DPP-4 inhibitor (no MACE benefit) in type 2 diabetes, otherwise versus non-incretin anti-obesity medication; a secondary comparator adds sulfonylureas, bracketing weight-gain bias. Time zero: first fill; 90-day grace period, clone-censoring and censoring weights remove immortal time; propensity-score overlap weighting approximates randomized assignment, SGLT2i balanced at baseline. Re-staged six-monthly; progression is primary, regression a lower stage at two consecutive assessments on reversible components; stage 3 by PREVENT risk; death competes (multistate model). Observational intention-to-treat; per-protocol censoring 60-day gaps; E-values bound unmeasured confounding.</w:t>
+              <w:t xml:space="preserve"> Eligible: adults with type 2 diabetes staged CKM 2, baseline labs, no prior-year GLP-1 RA. Strategies: GLP-1 RA (tirzepatide included) versus DPP-4 inhibitor (no MACE benefit); a secondary comparator adds sulfonylureas, bracketing weight-gain bias. Time zero: first fill; 90-day grace period, clone-censoring and censoring weights remove immortal time; propensity-score overlap weighting approximates randomized assignment, SGLT2i balanced at baseline. Re-staged six-monthly; progression to stage 3-4 primary, component regression secondary; stage 3 by PREVENT risk; death competes (multistate model). Observational intention-to-treat; per-protocol censoring 60-day gaps; E-values bound unmeasured confounding.</w:t>
             </w:r>
           </w:p>
           <w:p>
@@ -2145,7 +2145,7 @@
                 <w:rFonts w:ascii="Arial" w:hAnsi="Arial" w:cs="Arial"/>
                 <w:sz w:val="20"/>
               </w:rPr>
-              <w:t xml:space="preserve"> Two-thirds of staged All of Us participants fall at stages 1-2; from 400,000+ participants with linked records we draw initiators and comparators. We anticipate several thousand stage 2 and several hundred stage 1 initiators; stage 1 pools with stage 2 below 500. Records extend to about 2023, so we analyze earlier initiators; transitions accrue years before events.</w:t>
+              <w:t xml:space="preserve"> Published All of Us staging places roughly 46% of participants at CKM stage 2; from 400,000+ with linked records we draw the diabetic subset initiating therapy, anticipating several thousand. Records extend to about 2023, so we analyze earlier initiators; transitions accrue years before events.</w:t>
             </w:r>
           </w:p>
           <w:p>
@@ -2169,7 +2169,7 @@
                 <w:rFonts w:ascii="Arial" w:hAnsi="Arial" w:cs="Arial"/>
                 <w:sz w:val="20"/>
               </w:rPr>
-              <w:t xml:space="preserve"> Family physicians gain stage-specific progression and regression rates. An association robust to E-values would justify a randomized trial of earlier initiation; a robust null would argue against earlier use ahead of trial evidence, prioritizing stages 3-4. Our cohort includes the Black, Hispanic and lower-income adults carrying the heaviest cardiorenal burden, whom trials under-enroll.</w:t>
+              <w:t xml:space="preserve"> Family physicians gain stage-specific progression and regression rates for the stage 2 diabetes panel they manage. An association robust to E-values would justify a randomized trial of earlier initiation; a robust null would argue against earlier use ahead of trial evidence. Our cohort includes the Black, Hispanic and lower-income adults carrying the heaviest cardiorenal burden, whom trials under-enroll. Non-diabetic obesity is a separate question we will address subsequently.</w:t>
             </w:r>
           </w:p>
           <w:p>
@@ -2217,7 +2217,7 @@
                 <w:rFonts w:ascii="Arial" w:hAnsi="Arial" w:cs="Arial"/>
                 <w:sz w:val="20"/>
               </w:rPr>
-              <w:t xml:space="preserve"> Dr. Yong Eun, the board-certified primary care internist who sees these stage 1-2 patients at NYC H+H/Harlem and first-authored our Neurology (2026) semaglutide paper, supports this project and will co-lead the analysis; Dr. Marie S. Thearle adds cardiometabolic expertise.</w:t>
+              <w:t xml:space="preserve"> Dr. Yong Eun, the board-certified primary care internist who sees these stage 2 patients at NYC H+H/Harlem and first-authored our Neurology (2026) semaglutide paper, supports this project and will co-lead the analysis; Dr. Marie S. Thearle adds cardiometabolic expertise.</w:t>
             </w:r>
           </w:p>
           <w:p>

--- a/docs/REACH_LOI_proposal_filled.docx
+++ b/docs/REACH_LOI_proposal_filled.docx
@@ -2049,7 +2049,7 @@
                 <w:rFonts w:ascii="Arial" w:hAnsi="Arial" w:cs="Arial"/>
                 <w:sz w:val="20"/>
               </w:rPr>
-              <w:t xml:space="preserve"> Using NIH All of Us data, we will estimate whether initiating a GLP-1 receptor agonist (GLP-1 RA) is associated with slower progression from cardiovascular-kidney-metabolic (CKM) stage 2 to stages 3-4, or regression of reversible CKM components, among adults with type 2 diabetes: stage transition, an endpoint no pivotal GLP-1 RA trial measured.</w:t>
+              <w:t xml:space="preserve"> Using NIH All of Us data, we will estimate whether initiating a GLP-1 receptor agonist (GLP-1 RA) is associated with slower progression from cardiovascular-kidney-metabolic (CKM) stage 2 to stages 3-4 among adults with type 2 diabetes: stage transition, an endpoint no pivotal GLP-1 RA trial measured.</w:t>
             </w:r>
           </w:p>
           <w:p>
@@ -2073,7 +2073,7 @@
                 <w:rFonts w:ascii="Arial" w:hAnsi="Arial" w:cs="Arial"/>
                 <w:sz w:val="20"/>
               </w:rPr>
-              <w:t xml:space="preserve"> The 2026 AHA/ACC/ADA/ASN guideline makes preventing progression and promoting regression the goal of CKM care, yet SELECT, FLOW and SUMMIT counted events in advanced disease and none tracked stage movement; ongoing DASH-CKMH targets sex-based heterogeneity. Stage 2 diabetes without established cardiovascular disease, primary care's core panel, is least studied, even as GLP-1 prescribing scales far ahead of trajectory evidence.</w:t>
+              <w:t xml:space="preserve"> The 2026 AHA/ACC/ADA/ASN guideline makes preventing CKM stage progression the goal of care, yet SELECT, FLOW and SUMMIT counted events in advanced disease and none tracked stage movement; ongoing DASH-CKMH targets sex-based heterogeneity. Stage 2 diabetes without established cardiovascular disease, primary care's core panel, is least studied, even as GLP-1 prescribing scales far ahead of trajectory evidence.</w:t>
             </w:r>
           </w:p>
           <w:p>
@@ -2097,7 +2097,7 @@
                 <w:rFonts w:ascii="Arial" w:hAnsi="Arial" w:cs="Arial"/>
                 <w:sz w:val="20"/>
               </w:rPr>
-              <w:t xml:space="preserve"> (1) Extend cross-sectional CKM staging into a serial, time-updated stage variable and count initiators; (2) estimate GLP-1 RA initiation's association with stage progression and component regression; (3) test pre-specified modification by race/ethnicity and insurance.</w:t>
+              <w:t xml:space="preserve"> (1) Extend cross-sectional CKM staging into a serial, time-updated stage variable and count initiators; (2) estimate GLP-1 RA initiation's association with progression from stage 2 to stages 3-4; (3) test pre-specified modification by race/ethnicity and insurance.</w:t>
             </w:r>
           </w:p>
           <w:p>
@@ -2121,7 +2121,7 @@
                 <w:rFonts w:ascii="Arial" w:hAnsi="Arial" w:cs="Arial"/>
                 <w:sz w:val="20"/>
               </w:rPr>
-              <w:t xml:space="preserve"> Eligible: adults with type 2 diabetes staged CKM 2, baseline labs, no prior-year GLP-1 RA. Strategies: GLP-1 RA (tirzepatide included) versus DPP-4 inhibitor (no MACE benefit); a secondary comparator adds sulfonylureas, bracketing weight-gain bias. Time zero: first fill; 90-day grace period, clone-censoring and censoring weights remove immortal time; propensity-score overlap weighting approximates randomized assignment, SGLT2i balanced at baseline. Re-staged six-monthly; progression to stage 3-4 primary, component regression secondary; stage 3 by PREVENT risk; death competes (multistate model). Observational intention-to-treat; per-protocol censoring 60-day gaps; E-values bound unmeasured confounding.</w:t>
+              <w:t xml:space="preserve"> Eligible: adults with type 2 diabetes staged CKM 2, baseline labs, no prior-year GLP-1 RA. Strategies: GLP-1 RA (tirzepatide included) versus DPP-4 inhibitor (no MACE benefit); a secondary comparator adds sulfonylureas, bracketing weight-gain bias. Time zero: first fill; 90-day grace period, clone-censoring and censoring weights remove immortal time; propensity-score overlap weighting approximates randomized assignment, SGLT2i balanced at baseline. Stage re-assessed six-monthly; progression to stage 3-4 is primary, with kidney and cardiovascular pathways analyzed separately; stage 3 by PREVENT risk; death competes (multistate model). Observational intention-to-treat; per-protocol censoring 60-day gaps; E-values bound unmeasured confounding.</w:t>
             </w:r>
           </w:p>
           <w:p>
@@ -2169,7 +2169,7 @@
                 <w:rFonts w:ascii="Arial" w:hAnsi="Arial" w:cs="Arial"/>
                 <w:sz w:val="20"/>
               </w:rPr>
-              <w:t xml:space="preserve"> Family physicians gain stage-specific progression and regression rates for the stage 2 diabetes panel they manage. An association robust to E-values would justify a randomized trial of earlier initiation; a robust null would argue against earlier use ahead of trial evidence. Our cohort includes the Black, Hispanic and lower-income adults carrying the heaviest cardiorenal burden, whom trials under-enroll. Non-diabetic obesity is a separate question we will address subsequently.</w:t>
+              <w:t xml:space="preserve"> Family physicians gain stage-specific progression rates for the stage 2 diabetes panel they manage. An association robust to E-values would justify a randomized trial of earlier initiation; a robust null would argue against earlier use ahead of trial evidence. Our cohort includes the Black, Hispanic and lower-income adults carrying the heaviest cardiorenal burden, whom trials under-enroll.</w:t>
             </w:r>
           </w:p>
           <w:p>

--- a/docs/REACH_LOI_proposal_filled.docx
+++ b/docs/REACH_LOI_proposal_filled.docx
@@ -2145,7 +2145,7 @@
                 <w:rFonts w:ascii="Arial" w:hAnsi="Arial" w:cs="Arial"/>
                 <w:sz w:val="20"/>
               </w:rPr>
-              <w:t xml:space="preserve"> Published All of Us staging places roughly 46% of participants at CKM stage 2; from 400,000+ with linked records we draw the diabetic subset initiating therapy, anticipating several thousand. Records extend to about 2023, so we analyze earlier initiators; transitions accrue years before events.</w:t>
+              <w:t xml:space="preserve"> Our prior All of Us emulation in type 2 diabetes yielded 2,586 semaglutide and 7,627 comparator initiators through October 2023. That is a floor: we include all GLP-1 RAs, and Curated Data Repository v9 now covers 747,000+ participants with records through January 2025. Restricting to CKM stage 2 lowers counts; Objective 1 reports exact numbers and power.</w:t>
             </w:r>
           </w:p>
           <w:p>
@@ -3787,6 +3787,29 @@
                 <w:sz w:val="20"/>
               </w:rPr>
               <w:t xml:space="preserve">Eun Y, Culpepper-Morgan J, Akanmode AM, Thu MB, Sta Lucia AA, Thearle MS, Trousdale RK. Comorbidities and systemic steroids drive pneumonia risk in inflammatory bowel disease: propensity score-matched cohort study. World J Gastrointest Pharmacol Ther. 2025;16(2):105335.</w:t>
+            </w:r>
+          </w:p>
+          <w:p>
+            <w:pPr>
+              <w:spacing w:before="20" w:after="20"/>
+              <w:rPr>
+                <w:rFonts w:ascii="Arial" w:hAnsi="Arial" w:cs="Arial"/>
+                <w:sz w:val="20"/>
+              </w:rPr>
+            </w:pPr>
+            <w:r>
+              <w:rPr>
+                <w:rFonts w:ascii="Arial" w:hAnsi="Arial" w:cs="Arial"/>
+                <w:sz w:val="20"/>
+              </w:rPr>
+              <w:t xml:space="preserve">• </w:t>
+            </w:r>
+            <w:r>
+              <w:rPr>
+                <w:rFonts w:ascii="Arial" w:hAnsi="Arial" w:cs="Arial"/>
+                <w:sz w:val="20"/>
+              </w:rPr>
+              <w:t xml:space="preserve">Eun Y, Bong S, Koh HY, Trousdale RK, Cho YM, Jang Y, Lee ST. Semaglutide and risk of adult-onset seizure: a target trial emulation. Neurology. 2026;107(1):e218174.</w:t>
             </w:r>
           </w:p>
           <w:p>

--- a/docs/REACH_LOI_proposal_filled.docx
+++ b/docs/REACH_LOI_proposal_filled.docx
@@ -2484,6 +2484,13 @@
                 <w:rFonts w:ascii="Arial" w:hAnsi="Arial" w:cs="Arial"/>
               </w:rPr>
             </w:pPr>
+            <w:r>
+              <w:rPr>
+                <w:rFonts w:ascii="Arial" w:hAnsi="Arial" w:cs="Arial"/>
+                <w:sz w:val="20"/>
+              </w:rPr>
+              <w:t xml:space="preserve">Basis (12 months): All of Us Researcher Workbench cloud compute $3,000.00 ($250/month); AI-assisted code development $3,000.00 ($250/month); investigator protected time $10,000.00; open-access publication $2,500.00; dissemination travel $1,500.00.</w:t>
+            </w:r>
           </w:p>
           <w:p>
             <w:pPr>
